--- a/manuscript/Cover_Letter_PLOS_Comp_Bio.docx
+++ b/manuscript/Cover_Letter_PLOS_Comp_Bio.docx
@@ -257,7 +257,7 @@
           <w:color w:val="000000"/>
           <w:sz w:val="22"/>
         </w:rPr>
-        <w:t>In accordance with PLOS Computational Biology instructions, we explicitly justify placing the Materials and Methods section immediately preceding Results. Because our study establishes a multi-layered mathematical and statistical workflow—integrating CRISPRi guide calling, Welch's interventional delta-testing, ChIP-seq prior mapping, PageRank directed multigraph centrality, and SHAP non-linear attribution—readers require an understanding of the formal pipeline to properly interpret the tripartite network decomposition, benchmarking metrics, and clinical prognostic models.</w:t>
+        <w:t>In accordance with PLOS Computational Biology instructions, we explicitly justify placing the Materials and Methods section immediately preceding Results. Because our study establishes a multi-layered mathematical and statistical workflow (integrating CRISPRi guide calling, Welch's interventional delta-testing, ChIP-seq prior mapping, PageRank directed multigraph centrality, and SHAP non-linear attribution), readers require an understanding of the formal pipeline to properly interpret the tripartite network decomposition, benchmarking metrics, and clinical prognostic models.</w:t>
       </w:r>
     </w:p>
     <w:p>
